--- a/Notes on Research papers/PySteps.docx
+++ b/Notes on Research papers/PySteps.docx
@@ -2745,6 +2745,10 @@
     <w:p>
       <w:pPr>
         <w:ind w:left="360"/>
+        <w:rPr>
+          <w:b/>
+          <w:bCs/>
+        </w:rPr>
       </w:pPr>
       <w:r>
         <w:rPr>
@@ -2758,7 +2762,39 @@
           <w:b/>
           <w:bCs/>
         </w:rPr>
-        <w:t xml:space="preserve"> and </w:t>
+        <w:t>:</w:t>
+      </w:r>
+    </w:p>
+    <w:p>
+      <w:pPr>
+        <w:ind w:left="360"/>
+      </w:pPr>
+      <w:r>
+        <w:t>Per-grid</w:t>
+      </w:r>
+      <w:r>
+        <w:t>-cell metric</w:t>
+      </w:r>
+    </w:p>
+    <w:p>
+      <w:pPr>
+        <w:ind w:left="360"/>
+        <w:rPr>
+          <w:b/>
+          <w:bCs/>
+        </w:rPr>
+      </w:pPr>
+    </w:p>
+    <w:p>
+      <w:pPr>
+        <w:ind w:left="360"/>
+      </w:pPr>
+      <w:r>
+        <w:rPr>
+          <w:b/>
+          <w:bCs/>
+        </w:rPr>
+        <w:t xml:space="preserve">and </w:t>
       </w:r>
       <w:r>
         <w:rPr>
@@ -2939,6 +2975,7 @@
     </w:p>
     <w:p>
       <w:r>
+        <w:lastRenderedPageBreak/>
         <w:t xml:space="preserve">For the </w:t>
       </w:r>
       <w:r>
@@ -2967,7 +3004,6 @@
     </w:p>
     <w:p>
       <w:r>
-        <w:lastRenderedPageBreak/>
         <w:t xml:space="preserve">Observation: </w:t>
       </w:r>
       <w:r>
@@ -3112,10 +3148,7 @@
         <w:t>Analyse the sensitivity of pystreps</w:t>
       </w:r>
       <w:r>
-        <w:t xml:space="preserve"> </w:t>
-      </w:r>
-      <w:r>
-        <w:t>to its configuration options and parameters such as the optical flow method, the ensemble size, the parameter localization and the cascade decomposition.</w:t>
+        <w:t xml:space="preserve"> to its configuration options and parameters such as the optical flow method, the ensemble size, the parameter localization and the cascade decomposition.</w:t>
       </w:r>
     </w:p>
     <w:p/>
@@ -3910,55 +3943,43 @@
         <w:rPr>
           <w:highlight w:val="yellow"/>
         </w:rPr>
-        <w:t>“</w:t>
+        <w:t xml:space="preserve">“The localization </w:t>
       </w:r>
       <w:r>
         <w:rPr>
           <w:highlight w:val="yellow"/>
         </w:rPr>
-        <w:t xml:space="preserve">The localization </w:t>
+        <w:t xml:space="preserve">should </w:t>
       </w:r>
       <w:r>
         <w:rPr>
           <w:highlight w:val="yellow"/>
         </w:rPr>
-        <w:t xml:space="preserve">should </w:t>
+        <w:t>show positive effects in the ensemble spread, improv</w:t>
       </w:r>
       <w:r>
         <w:rPr>
           <w:highlight w:val="yellow"/>
         </w:rPr>
-        <w:t>show positive effects in the ensemble spread, improv</w:t>
+        <w:t>ing</w:t>
       </w:r>
       <w:r>
         <w:rPr>
           <w:highlight w:val="yellow"/>
         </w:rPr>
-        <w:t>ing</w:t>
+        <w:t xml:space="preserve"> both in terms of reliability and conditional bias, although </w:t>
       </w:r>
       <w:r>
         <w:rPr>
           <w:highlight w:val="yellow"/>
         </w:rPr>
-        <w:t xml:space="preserve"> both in terms of reliability and conditional bias, although </w:t>
+        <w:t xml:space="preserve">you can </w:t>
       </w:r>
       <w:r>
         <w:rPr>
           <w:highlight w:val="yellow"/>
         </w:rPr>
-        <w:t xml:space="preserve">you can </w:t>
-      </w:r>
-      <w:r>
-        <w:rPr>
-          <w:highlight w:val="yellow"/>
-        </w:rPr>
-        <w:t>also observe a slight decrease of sharpness.</w:t>
-      </w:r>
-      <w:r>
-        <w:rPr>
-          <w:highlight w:val="yellow"/>
-        </w:rPr>
-        <w:t>”</w:t>
+        <w:t>also observe a slight decrease of sharpness.”</w:t>
       </w:r>
     </w:p>
     <w:p>
@@ -5682,6 +5703,7 @@
   <w:style w:type="character" w:default="1" w:styleId="DefaultParagraphFont">
     <w:name w:val="Default Paragraph Font"/>
     <w:uiPriority w:val="1"/>
+    <w:semiHidden/>
     <w:unhideWhenUsed/>
   </w:style>
   <w:style w:type="table" w:default="1" w:styleId="TableNormal">

--- a/Notes on Research papers/PySteps.docx
+++ b/Notes on Research papers/PySteps.docx
@@ -36,6 +36,7 @@
         </w:rPr>
         <w:t xml:space="preserve"> </w:t>
       </w:r>
+      <w:proofErr w:type="spellStart"/>
       <w:r>
         <w:rPr>
           <w:b/>
@@ -43,8 +44,9 @@
           <w:sz w:val="28"/>
           <w:szCs w:val="28"/>
         </w:rPr>
-        <w:t>Pysteps: an open-source Python library for probabilistic precipitation nowcasting (v1.0</w:t>
-      </w:r>
+        <w:t>Pysteps</w:t>
+      </w:r>
+      <w:proofErr w:type="spellEnd"/>
       <w:r>
         <w:rPr>
           <w:b/>
@@ -52,244 +54,290 @@
           <w:sz w:val="28"/>
           <w:szCs w:val="28"/>
         </w:rPr>
-        <w:t>) (2019)</w:t>
-      </w:r>
-    </w:p>
-    <w:p>
-      <w:r>
-        <w:t>Pysteps is an open-source and community-driven Python library for probabilistic precipitation nowcasting, that is, very-short-range forecasting (0–6 h)</w:t>
-      </w:r>
-    </w:p>
-    <w:p>
-      <w:pPr>
-        <w:rPr>
-          <w:b/>
-          <w:bCs/>
-        </w:rPr>
-      </w:pPr>
-      <w:r>
-        <w:t xml:space="preserve">Provide modular and well-documented framework for researchers interested in developing new methods for </w:t>
-      </w:r>
-      <w:r>
-        <w:rPr>
-          <w:b/>
-          <w:bCs/>
-        </w:rPr>
-        <w:t>nowcasting and stochastic space–time simulation of precipitation</w:t>
-      </w:r>
-    </w:p>
-    <w:p>
-      <w:r>
-        <w:t xml:space="preserve">Includes tools for </w:t>
-      </w:r>
-      <w:r>
-        <w:rPr>
-          <w:b/>
-          <w:bCs/>
-        </w:rPr>
-        <w:t>visualizing and postprocessing</w:t>
-      </w:r>
-      <w:r>
-        <w:t xml:space="preserve"> the nowcasts and methods for deterministic, probabilistic and neighborhood forecast verification</w:t>
-      </w:r>
-    </w:p>
-    <w:p>
-      <w:pPr>
-        <w:rPr>
-          <w:b/>
-          <w:bCs/>
-        </w:rPr>
-      </w:pPr>
-      <w:r>
-        <w:rPr>
-          <w:b/>
-          <w:bCs/>
-        </w:rPr>
-        <w:t>Design Principles:</w:t>
-      </w:r>
-    </w:p>
-    <w:p>
-      <w:pPr>
-        <w:pStyle w:val="ListParagraph"/>
-        <w:numPr>
-          <w:ilvl w:val="0"/>
-          <w:numId w:val="7"/>
-        </w:numPr>
-      </w:pPr>
-      <w:r>
-        <w:t>Focuses on the representation of the model errors.</w:t>
-      </w:r>
-      <w:r>
-        <w:t xml:space="preserve"> </w:t>
-      </w:r>
-    </w:p>
-    <w:p>
-      <w:pPr>
-        <w:pStyle w:val="ListParagraph"/>
-        <w:numPr>
-          <w:ilvl w:val="0"/>
-          <w:numId w:val="7"/>
-        </w:numPr>
-      </w:pPr>
-      <w:r>
-        <w:t>Comparison of  different nowcasting algorithms or running multi-model ensemble nowcasts</w:t>
-      </w:r>
-    </w:p>
-    <w:p>
-      <w:pPr>
-        <w:rPr>
+        <w:t>: an open-source Python library for probabilistic precipitation nowcasting (v1.0</w:t>
+      </w:r>
+      <w:r>
+        <w:rPr>
+          <w:b/>
+          <w:bCs/>
           <w:sz w:val="28"/>
           <w:szCs w:val="28"/>
         </w:rPr>
-      </w:pPr>
-    </w:p>
-    <w:p>
-      <w:pPr>
-        <w:rPr>
-          <w:b/>
-          <w:bCs/>
+        <w:t>) (2019)</w:t>
+      </w:r>
+    </w:p>
+    <w:p>
+      <w:proofErr w:type="spellStart"/>
+      <w:r>
+        <w:t>Pysteps</w:t>
+      </w:r>
+      <w:proofErr w:type="spellEnd"/>
+      <w:r>
+        <w:t xml:space="preserve"> is an open-source and community-driven Python library for probabilistic precipitation nowcasting, that is, very-short-range forecasting (0–6 h)</w:t>
+      </w:r>
+    </w:p>
+    <w:p>
+      <w:pPr>
+        <w:rPr>
+          <w:b/>
+          <w:bCs/>
+        </w:rPr>
+      </w:pPr>
+      <w:r>
+        <w:t xml:space="preserve">Provide modular and well-documented framework for researchers interested in developing new methods for </w:t>
+      </w:r>
+      <w:r>
+        <w:rPr>
+          <w:b/>
+          <w:bCs/>
+        </w:rPr>
+        <w:t>nowcasting and stochastic space–time simulation of precipitation</w:t>
+      </w:r>
+    </w:p>
+    <w:p>
+      <w:r>
+        <w:t xml:space="preserve">Includes tools for </w:t>
+      </w:r>
+      <w:r>
+        <w:rPr>
+          <w:b/>
+          <w:bCs/>
+        </w:rPr>
+        <w:t>visualizing and postprocessing</w:t>
+      </w:r>
+      <w:r>
+        <w:t xml:space="preserve"> the nowcasts and methods for deterministic, probabilistic and </w:t>
+      </w:r>
+      <w:proofErr w:type="spellStart"/>
+      <w:r>
+        <w:t>neighborhood</w:t>
+      </w:r>
+      <w:proofErr w:type="spellEnd"/>
+      <w:r>
+        <w:t xml:space="preserve"> forecast verification</w:t>
+      </w:r>
+    </w:p>
+    <w:p>
+      <w:pPr>
+        <w:rPr>
+          <w:b/>
+          <w:bCs/>
+        </w:rPr>
+      </w:pPr>
+      <w:r>
+        <w:rPr>
+          <w:b/>
+          <w:bCs/>
+        </w:rPr>
+        <w:t>Design Principles:</w:t>
+      </w:r>
+    </w:p>
+    <w:p>
+      <w:pPr>
+        <w:pStyle w:val="ListParagraph"/>
+        <w:numPr>
+          <w:ilvl w:val="0"/>
+          <w:numId w:val="7"/>
+        </w:numPr>
+      </w:pPr>
+      <w:r>
+        <w:t>Focuses on the representation of the model errors.</w:t>
+      </w:r>
+      <w:r>
+        <w:t xml:space="preserve"> </w:t>
+      </w:r>
+    </w:p>
+    <w:p>
+      <w:pPr>
+        <w:pStyle w:val="ListParagraph"/>
+        <w:numPr>
+          <w:ilvl w:val="0"/>
+          <w:numId w:val="7"/>
+        </w:numPr>
+      </w:pPr>
+      <w:r>
+        <w:t xml:space="preserve">Comparison </w:t>
+      </w:r>
+      <w:proofErr w:type="gramStart"/>
+      <w:r>
+        <w:t>of  different</w:t>
+      </w:r>
+      <w:proofErr w:type="gramEnd"/>
+      <w:r>
+        <w:t xml:space="preserve"> nowcasting algorithms or running multi-model ensemble nowcasts</w:t>
+      </w:r>
+    </w:p>
+    <w:p>
+      <w:pPr>
+        <w:rPr>
           <w:sz w:val="28"/>
           <w:szCs w:val="28"/>
         </w:rPr>
       </w:pPr>
-      <w:r>
+    </w:p>
+    <w:p>
+      <w:pPr>
         <w:rPr>
           <w:b/>
           <w:bCs/>
           <w:sz w:val="28"/>
           <w:szCs w:val="28"/>
         </w:rPr>
-        <w:t>Formulation of precipitation nowcasting:</w:t>
-      </w:r>
-    </w:p>
-    <w:p>
-      <w:pPr>
+      </w:pPr>
+      <w:r>
         <w:rPr>
           <w:b/>
           <w:bCs/>
           <w:sz w:val="28"/>
           <w:szCs w:val="28"/>
         </w:rPr>
-      </w:pPr>
-      <w:r>
-        <w:rPr>
-          <w:b/>
-          <w:bCs/>
-        </w:rPr>
-        <w:t>Advection/Motion-Field Estimation Implementation</w:t>
-      </w:r>
-      <w:r>
+        <w:t>Formulation of precipitation nowcasting:</w:t>
+      </w:r>
+    </w:p>
+    <w:p>
+      <w:pPr>
         <w:rPr>
           <w:b/>
           <w:bCs/>
           <w:sz w:val="28"/>
           <w:szCs w:val="28"/>
         </w:rPr>
-        <w:t>:</w:t>
-      </w:r>
-    </w:p>
-    <w:p>
-      <w:r>
-        <w:t>3 methods:</w:t>
-      </w:r>
-    </w:p>
-    <w:p>
-      <w:pPr>
-        <w:pStyle w:val="ListParagraph"/>
-        <w:numPr>
-          <w:ilvl w:val="0"/>
-          <w:numId w:val="1"/>
-        </w:numPr>
-      </w:pPr>
-      <w:r>
-        <w:t xml:space="preserve">A Local Lucas–Kanade method (Lucas and Kanade, 1981; Bouguet, 2001), </w:t>
-      </w:r>
-    </w:p>
-    <w:p>
-      <w:pPr>
-        <w:pStyle w:val="ListParagraph"/>
-        <w:numPr>
-          <w:ilvl w:val="0"/>
-          <w:numId w:val="1"/>
-        </w:numPr>
-      </w:pPr>
-      <w:r>
-        <w:t xml:space="preserve">A global variational echo-tracking approach (Laroche and Zawadzki, 1994; Germann and Zawadzki, 2002) </w:t>
-      </w:r>
-    </w:p>
-    <w:p>
-      <w:pPr>
-        <w:pStyle w:val="ListParagraph"/>
-        <w:numPr>
-          <w:ilvl w:val="0"/>
-          <w:numId w:val="1"/>
-        </w:numPr>
-      </w:pPr>
-      <w:r>
-        <w:t>Spectral approach (DARTS, Ruzanski et al., 2011).</w:t>
-      </w:r>
-    </w:p>
-    <w:p>
-      <w:r>
-        <w:t>First two methods take 2 inputs and the third takes 9 omput images.</w:t>
-      </w:r>
-    </w:p>
-    <w:p>
-      <w:r>
-        <w:t xml:space="preserve">The currently implemented advection method is the </w:t>
-      </w:r>
-      <w:r>
-        <w:rPr>
-          <w:b/>
-          <w:bCs/>
-          <w:highlight w:val="yellow"/>
-        </w:rPr>
-        <w:t>backward-in-time semi-Lagrangian scheme</w:t>
-      </w:r>
-      <w:r>
-        <w:t xml:space="preserve"> described in Germann and Zawadzki (2002), which is robust against </w:t>
-      </w:r>
-      <w:r>
-        <w:rPr>
-          <w:highlight w:val="green"/>
-        </w:rPr>
-        <w:t>numerical diffusion.</w:t>
-      </w:r>
-      <w:r>
-        <w:t xml:space="preserve"> (Refer Radar-based Nowcasting notes)</w:t>
-      </w:r>
-    </w:p>
-    <w:p>
-      <w:pPr>
-        <w:rPr>
+      </w:pPr>
+      <w:r>
+        <w:rPr>
+          <w:b/>
+          <w:bCs/>
+        </w:rPr>
+        <w:t>Advection/Motion-Field Estimation Implementation</w:t>
+      </w:r>
+      <w:r>
+        <w:rPr>
+          <w:b/>
+          <w:bCs/>
           <w:sz w:val="28"/>
           <w:szCs w:val="28"/>
         </w:rPr>
-      </w:pPr>
-    </w:p>
-    <w:p>
-      <w:pPr>
-        <w:rPr>
-          <w:b/>
-          <w:bCs/>
+        <w:t>:</w:t>
+      </w:r>
+    </w:p>
+    <w:p>
+      <w:r>
+        <w:t>3 methods:</w:t>
+      </w:r>
+    </w:p>
+    <w:p>
+      <w:pPr>
+        <w:pStyle w:val="ListParagraph"/>
+        <w:numPr>
+          <w:ilvl w:val="0"/>
+          <w:numId w:val="1"/>
+        </w:numPr>
+      </w:pPr>
+      <w:r>
+        <w:t xml:space="preserve">A Local Lucas–Kanade method (Lucas and Kanade, 1981; </w:t>
+      </w:r>
+      <w:proofErr w:type="spellStart"/>
+      <w:r>
+        <w:t>Bouguet</w:t>
+      </w:r>
+      <w:proofErr w:type="spellEnd"/>
+      <w:r>
+        <w:t xml:space="preserve">, 2001), </w:t>
+      </w:r>
+    </w:p>
+    <w:p>
+      <w:pPr>
+        <w:pStyle w:val="ListParagraph"/>
+        <w:numPr>
+          <w:ilvl w:val="0"/>
+          <w:numId w:val="1"/>
+        </w:numPr>
+      </w:pPr>
+      <w:r>
+        <w:t xml:space="preserve">A global variational echo-tracking approach (Laroche and Zawadzki, 1994; Germann and Zawadzki, 2002) </w:t>
+      </w:r>
+    </w:p>
+    <w:p>
+      <w:pPr>
+        <w:pStyle w:val="ListParagraph"/>
+        <w:numPr>
+          <w:ilvl w:val="0"/>
+          <w:numId w:val="1"/>
+        </w:numPr>
+      </w:pPr>
+      <w:r>
+        <w:t>Spectral approach (DARTS, Ruzanski et al., 2011).</w:t>
+      </w:r>
+    </w:p>
+    <w:p>
+      <w:r>
+        <w:t xml:space="preserve">First two methods take 2 inputs and the third takes 9 </w:t>
+      </w:r>
+      <w:proofErr w:type="spellStart"/>
+      <w:r>
+        <w:t>omput</w:t>
+      </w:r>
+      <w:proofErr w:type="spellEnd"/>
+      <w:r>
+        <w:t xml:space="preserve"> images.</w:t>
+      </w:r>
+    </w:p>
+    <w:p>
+      <w:r>
+        <w:t xml:space="preserve">The currently implemented advection method is the </w:t>
+      </w:r>
+      <w:r>
+        <w:rPr>
+          <w:b/>
+          <w:bCs/>
+          <w:highlight w:val="yellow"/>
+        </w:rPr>
+        <w:t>backward-in-time semi-Lagrangian scheme</w:t>
+      </w:r>
+      <w:r>
+        <w:t xml:space="preserve"> described in Germann and Zawadzki (2002), which is robust against </w:t>
+      </w:r>
+      <w:r>
+        <w:rPr>
+          <w:highlight w:val="green"/>
+        </w:rPr>
+        <w:t>numerical diffusion.</w:t>
+      </w:r>
+      <w:r>
+        <w:t xml:space="preserve"> (Refer Radar-based Nowcasting notes)</w:t>
+      </w:r>
+    </w:p>
+    <w:p>
+      <w:pPr>
+        <w:rPr>
           <w:sz w:val="28"/>
           <w:szCs w:val="28"/>
         </w:rPr>
       </w:pPr>
-      <w:r>
-        <w:rPr>
-          <w:b/>
-          <w:bCs/>
-        </w:rPr>
-        <w:t>Data Transformation</w:t>
-      </w:r>
-      <w:r>
+    </w:p>
+    <w:p>
+      <w:pPr>
         <w:rPr>
           <w:b/>
           <w:bCs/>
           <w:sz w:val="28"/>
           <w:szCs w:val="28"/>
         </w:rPr>
+      </w:pPr>
+      <w:r>
+        <w:rPr>
+          <w:b/>
+          <w:bCs/>
+        </w:rPr>
+        <w:t>Data Transformation</w:t>
+      </w:r>
+      <w:r>
+        <w:rPr>
+          <w:b/>
+          <w:bCs/>
+          <w:sz w:val="28"/>
+          <w:szCs w:val="28"/>
+        </w:rPr>
         <w:t>:</w:t>
       </w:r>
     </w:p>
@@ -314,7 +362,23 @@
         </w:numPr>
       </w:pPr>
       <w:r>
-        <w:t>These values are ‘Bounded at zero’, i.e, No  negative rain (Rainfall cannot be less than 0)</w:t>
+        <w:t xml:space="preserve">These values are ‘Bounded at zero’, </w:t>
+      </w:r>
+      <w:proofErr w:type="spellStart"/>
+      <w:r>
+        <w:t>i.e</w:t>
+      </w:r>
+      <w:proofErr w:type="spellEnd"/>
+      <w:r>
+        <w:t xml:space="preserve">, </w:t>
+      </w:r>
+      <w:proofErr w:type="gramStart"/>
+      <w:r>
+        <w:t>No  negative</w:t>
+      </w:r>
+      <w:proofErr w:type="gramEnd"/>
+      <w:r>
+        <w:t xml:space="preserve"> rain (Rainfall cannot be less than 0)</w:t>
       </w:r>
     </w:p>
     <w:p>
@@ -420,8 +484,13 @@
           <w:bCs/>
         </w:rPr>
       </w:pPr>
-      <w:r>
-        <w:t xml:space="preserve">PySteps assumes </w:t>
+      <w:proofErr w:type="spellStart"/>
+      <w:r>
+        <w:t>PySteps</w:t>
+      </w:r>
+      <w:proofErr w:type="spellEnd"/>
+      <w:r>
+        <w:t xml:space="preserve"> assumes </w:t>
       </w:r>
       <w:r>
         <w:rPr>
@@ -444,7 +513,23 @@
           <w:b/>
           <w:bCs/>
         </w:rPr>
-        <w:t>logarithmic radar rain rates (units of dBR)</w:t>
+        <w:t xml:space="preserve">logarithmic radar rain rates (units of </w:t>
+      </w:r>
+      <w:proofErr w:type="spellStart"/>
+      <w:r>
+        <w:rPr>
+          <w:b/>
+          <w:bCs/>
+        </w:rPr>
+        <w:t>dBR</w:t>
+      </w:r>
+      <w:proofErr w:type="spellEnd"/>
+      <w:r>
+        <w:rPr>
+          <w:b/>
+          <w:bCs/>
+        </w:rPr>
+        <w:t>)</w:t>
       </w:r>
     </w:p>
     <w:p>
@@ -504,7 +589,15 @@
         <w:t>T</w:t>
       </w:r>
       <w:r>
-        <w:t>he value of −15 dBR is equivalent to assigning a rain rate of approximately 0.03 mm h−1 to the zeros</w:t>
+        <w:t xml:space="preserve">he value of −15 </w:t>
+      </w:r>
+      <w:proofErr w:type="spellStart"/>
+      <w:r>
+        <w:t>dBR</w:t>
+      </w:r>
+      <w:proofErr w:type="spellEnd"/>
+      <w:r>
+        <w:t xml:space="preserve"> is equivalent to assigning a rain rate of approximately 0.03 mm h−1 to the zeros</w:t>
       </w:r>
     </w:p>
     <w:p>
@@ -570,7 +663,15 @@
         <w:t>Short-Term Ensemble Prediction System (STEPS)</w:t>
       </w:r>
       <w:r>
-        <w:t xml:space="preserve"> was developed -&gt; PySteps incorporated.</w:t>
+        <w:t xml:space="preserve"> was developed -&gt; </w:t>
+      </w:r>
+      <w:proofErr w:type="spellStart"/>
+      <w:r>
+        <w:t>PySteps</w:t>
+      </w:r>
+      <w:proofErr w:type="spellEnd"/>
+      <w:r>
+        <w:t xml:space="preserve"> incorporated.</w:t>
       </w:r>
     </w:p>
     <w:p>
@@ -747,7 +848,15 @@
         <w:t xml:space="preserve"> in space allows one to control the temporal evolution and correlation structure of precipitation</w:t>
       </w:r>
       <w:r>
-        <w:t xml:space="preserve"> -&gt; incorporated in PySteps.</w:t>
+        <w:t xml:space="preserve"> -&gt; incorporated in </w:t>
+      </w:r>
+      <w:proofErr w:type="spellStart"/>
+      <w:r>
+        <w:t>PySteps</w:t>
+      </w:r>
+      <w:proofErr w:type="spellEnd"/>
+      <w:r>
+        <w:t>.</w:t>
       </w:r>
     </w:p>
     <w:p>
@@ -918,8 +1027,13 @@
         <w:t>filtering white noise fields</w:t>
       </w:r>
       <w:r>
-        <w:t xml:space="preserve"> have been implemented in pysteps</w:t>
-      </w:r>
+        <w:t xml:space="preserve"> have been implemented in </w:t>
+      </w:r>
+      <w:proofErr w:type="spellStart"/>
+      <w:r>
+        <w:t>pysteps</w:t>
+      </w:r>
+      <w:proofErr w:type="spellEnd"/>
       <w:r>
         <w:t>.</w:t>
       </w:r>
@@ -1023,7 +1137,15 @@
     </w:p>
     <w:p>
       <w:r>
-        <w:t>In PySteps, this involves two types of methods:</w:t>
+        <w:t xml:space="preserve">In </w:t>
+      </w:r>
+      <w:proofErr w:type="spellStart"/>
+      <w:r>
+        <w:t>PySteps</w:t>
+      </w:r>
+      <w:proofErr w:type="spellEnd"/>
+      <w:r>
+        <w:t>, this involves two types of methods:</w:t>
       </w:r>
     </w:p>
     <w:p>
@@ -1235,6 +1357,7 @@
           <w:szCs w:val="28"/>
         </w:rPr>
       </w:pPr>
+      <w:proofErr w:type="spellStart"/>
       <w:r>
         <w:rPr>
           <w:b/>
@@ -1242,7 +1365,17 @@
           <w:sz w:val="28"/>
           <w:szCs w:val="28"/>
         </w:rPr>
-        <w:t>PySteps Library:</w:t>
+        <w:t>PySteps</w:t>
+      </w:r>
+      <w:proofErr w:type="spellEnd"/>
+      <w:r>
+        <w:rPr>
+          <w:b/>
+          <w:bCs/>
+          <w:sz w:val="28"/>
+          <w:szCs w:val="28"/>
+        </w:rPr>
+        <w:t xml:space="preserve"> Library:</w:t>
       </w:r>
     </w:p>
     <w:p>
@@ -1267,7 +1400,23 @@
     </w:p>
     <w:p>
       <w:r>
-        <w:t>The output of stochastic nowcasting methods is a four-dimensional array of shape (num_ensemble_members, num_timesteps, height, width). For deterministic nowcasts, the first dimension is dropped.</w:t>
+        <w:t>The output of stochastic nowcasting methods is a four-dimensional array of shape (</w:t>
+      </w:r>
+      <w:proofErr w:type="spellStart"/>
+      <w:r>
+        <w:t>num_ensemble_members</w:t>
+      </w:r>
+      <w:proofErr w:type="spellEnd"/>
+      <w:r>
+        <w:t xml:space="preserve">, </w:t>
+      </w:r>
+      <w:proofErr w:type="spellStart"/>
+      <w:r>
+        <w:t>num_timesteps</w:t>
+      </w:r>
+      <w:proofErr w:type="spellEnd"/>
+      <w:r>
+        <w:t>, height, width). For deterministic nowcasts, the first dimension is dropped.</w:t>
       </w:r>
     </w:p>
     <w:p>
@@ -1449,10 +1598,26 @@
         <w:ind w:left="1080"/>
       </w:pPr>
       <w:r>
-        <w:t xml:space="preserve">Conversion from Reflectivity (dBZ) </w:t>
-      </w:r>
-      <w:r>
-        <w:t>to precipitation intensity (mm h−1 ) and other preprocessing can be done by using the utils module.</w:t>
+        <w:t>Conversion from Reflectivity (</w:t>
+      </w:r>
+      <w:proofErr w:type="spellStart"/>
+      <w:r>
+        <w:t>dBZ</w:t>
+      </w:r>
+      <w:proofErr w:type="spellEnd"/>
+      <w:r>
+        <w:t xml:space="preserve">) </w:t>
+      </w:r>
+      <w:r>
+        <w:t>to precipitation intensity (mm h−</w:t>
+      </w:r>
+      <w:proofErr w:type="gramStart"/>
+      <w:r>
+        <w:t>1 )</w:t>
+      </w:r>
+      <w:proofErr w:type="gramEnd"/>
+      <w:r>
+        <w:t xml:space="preserve"> and other preprocessing can be done by using the utils module.</w:t>
       </w:r>
     </w:p>
     <w:p>
@@ -1490,8 +1655,13 @@
           <w:numId w:val="9"/>
         </w:numPr>
       </w:pPr>
-      <w:r>
-        <w:t xml:space="preserve">Nowcasts.extrapolation has implemented </w:t>
+      <w:proofErr w:type="spellStart"/>
+      <w:r>
+        <w:t>Nowcasts.extrapolation</w:t>
+      </w:r>
+      <w:proofErr w:type="spellEnd"/>
+      <w:r>
+        <w:t xml:space="preserve"> has implemented </w:t>
       </w:r>
       <w:r>
         <w:t>Lagrangian persistence metho</w:t>
@@ -1539,8 +1709,13 @@
         <w:t>autoregressive</w:t>
       </w:r>
       <w:r>
-        <w:t xml:space="preserve"> model are used for scale filtering (the S-PROG model), the additional steps include those marked with green color</w:t>
-      </w:r>
+        <w:t xml:space="preserve"> model are used for scale filtering (the S-PROG model), the additional steps include those marked with green </w:t>
+      </w:r>
+      <w:proofErr w:type="spellStart"/>
+      <w:r>
+        <w:t>color</w:t>
+      </w:r>
+      <w:proofErr w:type="spellEnd"/>
       <w:r>
         <w:t>.</w:t>
       </w:r>
@@ -1586,8 +1761,13 @@
         </w:numPr>
       </w:pPr>
       <w:r>
-        <w:t>These steps are marked with blue color</w:t>
-      </w:r>
+        <w:t xml:space="preserve">These steps are marked with blue </w:t>
+      </w:r>
+      <w:proofErr w:type="spellStart"/>
+      <w:r>
+        <w:t>color</w:t>
+      </w:r>
+      <w:proofErr w:type="spellEnd"/>
     </w:p>
     <w:p>
       <w:pPr>
@@ -1608,7 +1788,15 @@
         <w:t>parallelized</w:t>
       </w:r>
       <w:r>
-        <w:t xml:space="preserve"> by using the dask library.</w:t>
+        <w:t xml:space="preserve"> by using the </w:t>
+      </w:r>
+      <w:proofErr w:type="spellStart"/>
+      <w:r>
+        <w:t>dask</w:t>
+      </w:r>
+      <w:proofErr w:type="spellEnd"/>
+      <w:r>
+        <w:t xml:space="preserve"> library.</w:t>
       </w:r>
     </w:p>
     <w:p>
@@ -1693,7 +1881,17 @@
         <w:t>Computation of accumulations</w:t>
       </w:r>
       <w:r>
-        <w:t xml:space="preserve"> from instantaneous rain rates can be done by using the methods implemented in the utils.dimension module.</w:t>
+        <w:t xml:space="preserve"> from instantaneous rain rates can be done by using the methods implemented in the </w:t>
+      </w:r>
+      <w:proofErr w:type="spellStart"/>
+      <w:proofErr w:type="gramStart"/>
+      <w:r>
+        <w:t>utils.dimension</w:t>
+      </w:r>
+      <w:proofErr w:type="spellEnd"/>
+      <w:proofErr w:type="gramEnd"/>
+      <w:r>
+        <w:t xml:space="preserve"> module.</w:t>
       </w:r>
     </w:p>
     <w:p>
@@ -1970,7 +2168,15 @@
         <w:t>verification</w:t>
       </w:r>
       <w:r>
-        <w:t xml:space="preserve"> module of pysteps.</w:t>
+        <w:t xml:space="preserve"> module of </w:t>
+      </w:r>
+      <w:proofErr w:type="spellStart"/>
+      <w:r>
+        <w:t>pysteps</w:t>
+      </w:r>
+      <w:proofErr w:type="spellEnd"/>
+      <w:r>
+        <w:t>.</w:t>
       </w:r>
     </w:p>
     <w:p>
@@ -2470,6 +2676,7 @@
       <w:r>
         <w:t xml:space="preserve">This is a standard </w:t>
       </w:r>
+      <w:proofErr w:type="spellStart"/>
       <w:r>
         <w:rPr>
           <w:b/>
@@ -2477,6 +2684,7 @@
         </w:rPr>
         <w:t>neighborhood</w:t>
       </w:r>
+      <w:proofErr w:type="spellEnd"/>
       <w:r>
         <w:t xml:space="preserve"> verification method</w:t>
       </w:r>
@@ -2569,7 +2777,15 @@
         <w:t>C</w:t>
       </w:r>
       <w:r>
-        <w:t>omputed by comparing the forecast and observed fractional coverage of precipitation exceeding certain thresholds in spatial windows (neighborhoods) of increasing size.</w:t>
+        <w:t>omputed by comparing the forecast and observed fractional coverage of precipitation exceeding certain thresholds in spatial windows (</w:t>
+      </w:r>
+      <w:proofErr w:type="spellStart"/>
+      <w:r>
+        <w:t>neighborhoods</w:t>
+      </w:r>
+      <w:proofErr w:type="spellEnd"/>
+      <w:r>
+        <w:t>) of increasing size.</w:t>
       </w:r>
     </w:p>
     <w:p>
@@ -2584,11 +2800,24 @@
         <w:t>Example: Choose a rainfall threshold (rain &gt; 1mm)</w:t>
       </w:r>
       <w:r>
-        <w:t>. Take a small window (neighborhood) around each point</w:t>
-      </w:r>
-      <w:r>
-        <w:t>, then compute % of pixel with rain in forecast and % of pixels with rain in obersvations</w:t>
-      </w:r>
+        <w:t>. Take a small window (</w:t>
+      </w:r>
+      <w:proofErr w:type="spellStart"/>
+      <w:r>
+        <w:t>neighborhood</w:t>
+      </w:r>
+      <w:proofErr w:type="spellEnd"/>
+      <w:r>
+        <w:t>) around each point</w:t>
+      </w:r>
+      <w:r>
+        <w:t xml:space="preserve">, then compute % of pixel with rain in forecast and % of pixels with rain in </w:t>
+      </w:r>
+      <w:proofErr w:type="spellStart"/>
+      <w:r>
+        <w:t>obersvations</w:t>
+      </w:r>
+      <w:proofErr w:type="spellEnd"/>
     </w:p>
     <w:p>
       <w:pPr>
@@ -2605,8 +2834,13 @@
         <w:t xml:space="preserve"> </w:t>
       </w:r>
       <w:r>
-        <w:t>to determine how the forecast skill varies with neighborhood</w:t>
-      </w:r>
+        <w:t xml:space="preserve">to determine how the forecast skill varies with </w:t>
+      </w:r>
+      <w:proofErr w:type="spellStart"/>
+      <w:r>
+        <w:t>neighborhood</w:t>
+      </w:r>
+      <w:proofErr w:type="spellEnd"/>
       <w:r>
         <w:t xml:space="preserve"> </w:t>
       </w:r>
@@ -2621,7 +2855,15 @@
         <w:t>smallest scale</w:t>
       </w:r>
       <w:r>
-        <w:t xml:space="preserve"> that provides a sufficiently skillful forecast.</w:t>
+        <w:t xml:space="preserve"> that provides a sufficiently </w:t>
+      </w:r>
+      <w:proofErr w:type="spellStart"/>
+      <w:r>
+        <w:t>skillful</w:t>
+      </w:r>
+      <w:proofErr w:type="spellEnd"/>
+      <w:r>
+        <w:t xml:space="preserve"> forecast.</w:t>
       </w:r>
     </w:p>
     <w:p>
@@ -2775,19 +3017,39 @@
       <w:r>
         <w:t>-cell metric</w:t>
       </w:r>
+      <w:r>
+        <w:t>. This is the most used metric in weather forecasting</w:t>
+      </w:r>
+      <w:r>
+        <w:t xml:space="preserve">.  </w:t>
+      </w:r>
+      <w:r>
+        <w:t xml:space="preserve">The CSI scores denote </w:t>
+      </w:r>
+      <w:r>
+        <w:rPr>
+          <w:highlight w:val="yellow"/>
+        </w:rPr>
+        <w:t>the overall evaluation of the hit rate and false alarm for nowcasting</w:t>
+      </w:r>
     </w:p>
     <w:p>
       <w:pPr>
         <w:ind w:left="360"/>
-        <w:rPr>
-          <w:b/>
-          <w:bCs/>
-        </w:rPr>
       </w:pPr>
     </w:p>
     <w:p>
       <w:pPr>
         <w:ind w:left="360"/>
+        <w:rPr>
+          <w:b/>
+          <w:bCs/>
+        </w:rPr>
+      </w:pPr>
+    </w:p>
+    <w:p>
+      <w:pPr>
+        <w:ind w:left="360"/>
       </w:pPr>
       <w:r>
         <w:rPr>
@@ -2842,13 +3104,28 @@
     </w:p>
     <w:p>
       <w:r>
-        <w:t>In the pysteps method (the</w:t>
+        <w:t xml:space="preserve">In the </w:t>
+      </w:r>
+      <w:proofErr w:type="spellStart"/>
+      <w:r>
+        <w:t>pysteps</w:t>
+      </w:r>
+      <w:proofErr w:type="spellEnd"/>
+      <w:r>
+        <w:t xml:space="preserve"> method (the</w:t>
       </w:r>
       <w:r>
         <w:t xml:space="preserve"> </w:t>
       </w:r>
-      <w:r>
-        <w:t>extrapolation.semilagrangian module), this is</w:t>
+      <w:proofErr w:type="spellStart"/>
+      <w:proofErr w:type="gramStart"/>
+      <w:r>
+        <w:t>extrapolation.semilagrangian</w:t>
+      </w:r>
+      <w:proofErr w:type="spellEnd"/>
+      <w:proofErr w:type="gramEnd"/>
+      <w:r>
+        <w:t xml:space="preserve"> module), this is</w:t>
       </w:r>
       <w:r>
         <w:t xml:space="preserve"> </w:t>
@@ -2955,6 +3232,7 @@
         </w:numPr>
       </w:pPr>
       <w:r>
+        <w:lastRenderedPageBreak/>
         <w:t>Despite a small loss of power for scales, all spectra should be close to observations.</w:t>
       </w:r>
     </w:p>
@@ -2975,7 +3253,6 @@
     </w:p>
     <w:p>
       <w:r>
-        <w:lastRenderedPageBreak/>
         <w:t xml:space="preserve">For the </w:t>
       </w:r>
       <w:r>
@@ -2986,7 +3263,15 @@
         <w:t>ensemble mean forecast</w:t>
       </w:r>
       <w:r>
-        <w:t xml:space="preserve"> (the avg of ensemble members), the process </w:t>
+        <w:t xml:space="preserve"> (the </w:t>
+      </w:r>
+      <w:proofErr w:type="spellStart"/>
+      <w:r>
+        <w:t>avg</w:t>
+      </w:r>
+      <w:proofErr w:type="spellEnd"/>
+      <w:r>
+        <w:t xml:space="preserve"> of ensemble members), the process </w:t>
       </w:r>
       <w:r>
         <w:t xml:space="preserve">should produce precipitation fields that become </w:t>
@@ -3145,8 +3430,13 @@
     </w:p>
     <w:p>
       <w:r>
-        <w:t>Analyse the sensitivity of pystreps</w:t>
-      </w:r>
+        <w:t xml:space="preserve">Analyse the sensitivity of </w:t>
+      </w:r>
+      <w:proofErr w:type="spellStart"/>
+      <w:r>
+        <w:t>pystreps</w:t>
+      </w:r>
+      <w:proofErr w:type="spellEnd"/>
       <w:r>
         <w:t xml:space="preserve"> to its configuration options and parameters such as the optical flow method, the ensemble size, the parameter localization and the cascade decomposition.</w:t>
       </w:r>
@@ -3388,7 +3678,15 @@
         <w:t>quality and computation time</w:t>
       </w:r>
       <w:r>
-        <w:t xml:space="preserve"> of pysteps nowcasts</w:t>
+        <w:t xml:space="preserve"> of </w:t>
+      </w:r>
+      <w:proofErr w:type="spellStart"/>
+      <w:r>
+        <w:t>pysteps</w:t>
+      </w:r>
+      <w:proofErr w:type="spellEnd"/>
+      <w:r>
+        <w:t xml:space="preserve"> nowcasts</w:t>
       </w:r>
       <w:r>
         <w:t>. There will be a trade-off.</w:t>
@@ -3439,12 +3737,26 @@
         <w:rPr>
           <w:highlight w:val="yellow"/>
         </w:rPr>
-        <w:t>the choice of Ensemble size matter a lot!</w:t>
-      </w:r>
+        <w:t xml:space="preserve">the choice of Ensemble size </w:t>
+      </w:r>
+      <w:proofErr w:type="gramStart"/>
       <w:r>
         <w:rPr>
           <w:highlight w:val="yellow"/>
         </w:rPr>
+        <w:t>matter</w:t>
+      </w:r>
+      <w:proofErr w:type="gramEnd"/>
+      <w:r>
+        <w:rPr>
+          <w:highlight w:val="yellow"/>
+        </w:rPr>
+        <w:t xml:space="preserve"> a lot!</w:t>
+      </w:r>
+      <w:r>
+        <w:rPr>
+          <w:highlight w:val="yellow"/>
+        </w:rPr>
         <w:t>!</w:t>
       </w:r>
       <w:r>
@@ -3511,7 +3823,15 @@
         <w:t>24 members</w:t>
       </w:r>
       <w:r>
-        <w:t xml:space="preserve"> are sufficient when nowcasts of precipitation/no precipitation are desired with </w:t>
+        <w:t xml:space="preserve"> </w:t>
+      </w:r>
+      <w:proofErr w:type="gramStart"/>
+      <w:r>
+        <w:t>are</w:t>
+      </w:r>
+      <w:proofErr w:type="gramEnd"/>
+      <w:r>
+        <w:t xml:space="preserve"> sufficient when nowcasts of precipitation/no precipitation are desired with </w:t>
       </w:r>
       <w:r>
         <w:rPr>
@@ -3521,8 +3841,13 @@
         <w:t>low-intensity thresholds</w:t>
       </w:r>
       <w:r>
-        <w:t xml:space="preserve"> (e.g., 0.1 mm h−1 )</w:t>
-      </w:r>
+        <w:t xml:space="preserve"> (e.g., 0.1 mm h−</w:t>
+      </w:r>
+      <w:proofErr w:type="gramStart"/>
+      <w:r>
+        <w:t>1 )</w:t>
+      </w:r>
+      <w:proofErr w:type="gramEnd"/>
     </w:p>
     <w:p>
       <w:pPr>
@@ -3693,7 +4018,11 @@
         <w:t xml:space="preserve"> time</w:t>
       </w:r>
       <w:r>
-        <w:t xml:space="preserve"> analysis of generating nowcast ensembles</w:t>
+        <w:t xml:space="preserve"> analysis of generating nowcast </w:t>
+      </w:r>
+      <w:proofErr w:type="gramStart"/>
+      <w:r>
+        <w:t>ensembles</w:t>
       </w:r>
       <w:r>
         <w:t>,</w:t>
@@ -3701,6 +4030,7 @@
       <w:r>
         <w:t>(</w:t>
       </w:r>
+      <w:proofErr w:type="gramEnd"/>
       <w:r>
         <w:t xml:space="preserve"> </w:t>
       </w:r>
@@ -3787,8 +4117,13 @@
       <w:r>
         <w:t>“</w:t>
       </w:r>
-      <w:r>
-        <w:t>the computation time decreases approximately linearly with respect to the number of threads (i.e., the computation time is halved when the number of threads is multiplied by 2)</w:t>
+      <w:proofErr w:type="gramStart"/>
+      <w:r>
+        <w:t>the</w:t>
+      </w:r>
+      <w:proofErr w:type="gramEnd"/>
+      <w:r>
+        <w:t xml:space="preserve"> computation time decreases approximately linearly with respect to the number of threads (i.e., the computation time is halved when the number of threads is multiplied by 2)</w:t>
       </w:r>
       <w:r>
         <w:t>”</w:t>
@@ -3928,7 +4263,15 @@
         <w:t>reliability diagrams</w:t>
       </w:r>
       <w:r>
-        <w:t xml:space="preserve"> (threshold of 1.0 mm h−1 ) for a </w:t>
+        <w:t xml:space="preserve"> (threshold of 1.0 mm h−</w:t>
+      </w:r>
+      <w:proofErr w:type="gramStart"/>
+      <w:r>
+        <w:t>1 )</w:t>
+      </w:r>
+      <w:proofErr w:type="gramEnd"/>
+      <w:r>
+        <w:t xml:space="preserve"> for a </w:t>
       </w:r>
       <w:r>
         <w:rPr>
@@ -4125,7 +4468,15 @@
         </w:numPr>
       </w:pPr>
       <w:r>
-        <w:t>To stop overestimation of the lifetime at larger wavelengths, we have to adjust the AR parameters</w:t>
+        <w:t xml:space="preserve">To stop overestimation of the lifetime at larger wavelengths, we </w:t>
+      </w:r>
+      <w:proofErr w:type="gramStart"/>
+      <w:r>
+        <w:t>have to</w:t>
+      </w:r>
+      <w:proofErr w:type="gramEnd"/>
+      <w:r>
+        <w:t xml:space="preserve"> adjust the AR parameters</w:t>
       </w:r>
     </w:p>
     <w:p>
@@ -4183,7 +4534,15 @@
         <w:t>preserve the original cyclonic pattern up to 60 min</w:t>
       </w:r>
       <w:r>
-        <w:t xml:space="preserve"> ahead but some distortions are induced for longer lead times due to convergence and divergence.</w:t>
+        <w:t xml:space="preserve"> </w:t>
+      </w:r>
+      <w:proofErr w:type="gramStart"/>
+      <w:r>
+        <w:t>ahead</w:t>
+      </w:r>
+      <w:proofErr w:type="gramEnd"/>
+      <w:r>
+        <w:t xml:space="preserve"> but some distortions are induced for longer lead times due to convergence and divergence.</w:t>
       </w:r>
     </w:p>
     <w:p>
@@ -5703,7 +6062,6 @@
   <w:style w:type="character" w:default="1" w:styleId="DefaultParagraphFont">
     <w:name w:val="Default Paragraph Font"/>
     <w:uiPriority w:val="1"/>
-    <w:semiHidden/>
     <w:unhideWhenUsed/>
   </w:style>
   <w:style w:type="table" w:default="1" w:styleId="TableNormal">
